--- a/paper2_methods_llm.docx
+++ b/paper2_methods_llm.docx
@@ -2,7 +2,7 @@
 <file path=word/document.xml><?xml version="1.0" encoding="utf-8"?>
 <w:document xmlns:w="http://schemas.openxmlformats.org/wordprocessingml/2006/main" xmlns:m="http://schemas.openxmlformats.org/officeDocument/2006/math" xmlns:r="http://schemas.openxmlformats.org/officeDocument/2006/relationships" xmlns:o="urn:schemas-microsoft-com:office:office" xmlns:v="urn:schemas-microsoft-com:vml" xmlns:w10="urn:schemas-microsoft-com:office:word" xmlns:a="http://schemas.openxmlformats.org/drawingml/2006/main" xmlns:pic="http://schemas.openxmlformats.org/drawingml/2006/picture" xmlns:wp="http://schemas.openxmlformats.org/drawingml/2006/wordprocessingDrawing">
   <w:body>
-    <w:bookmarkStart w:id="27" w:name="논문-2-연구방법-초안-llm-기반-내용분석-설계"/>
+    <w:bookmarkStart w:id="28" w:name="논문-2-연구방법-초안-llm-기반-내용분석-설계"/>
     <w:p>
       <w:pPr>
         <w:pStyle w:val="Heading1"/>
@@ -362,7 +362,132 @@
       </w:r>
     </w:p>
     <w:bookmarkEnd w:id="26"/>
+    <w:bookmarkStart w:id="27" w:name="반복-분류-결과-1회차-2026-10-13"/>
+    <w:p>
+      <w:pPr>
+        <w:pStyle w:val="Heading2"/>
+      </w:pPr>
+      <w:r>
+        <w:t xml:space="preserve">8. 반복 분류 결과 (1회차, 2026-10-13)</w:t>
+      </w:r>
+    </w:p>
+    <w:p>
+      <w:pPr>
+        <w:numPr>
+          <w:ilvl w:val="0"/>
+          <w:numId w:val="1006"/>
+        </w:numPr>
+        <w:pStyle w:val="Compact"/>
+      </w:pPr>
+      <w:r>
+        <w:t xml:space="preserve">방법: 코드북과 초록(앞 450자)만 제공한 독립 LLM 인스턴스 4개가 186편을 블라인드로 재분류했다(이전 라벨 비공개). 분석값(1차 분류)과 비교했다.</w:t>
+      </w:r>
+    </w:p>
+    <w:p>
+      <w:pPr>
+        <w:numPr>
+          <w:ilvl w:val="0"/>
+          <w:numId w:val="1006"/>
+        </w:numPr>
+        <w:pStyle w:val="Compact"/>
+      </w:pPr>
+      <w:r>
+        <w:t xml:space="preserve">일치율 88.2%, Cohen’s κ = 0.81. 반복 간 신뢰도는 높은 편이다.</w:t>
+      </w:r>
+    </w:p>
+    <w:p>
+      <w:pPr>
+        <w:numPr>
+          <w:ilvl w:val="0"/>
+          <w:numId w:val="1006"/>
+        </w:numPr>
+        <w:pStyle w:val="Compact"/>
+      </w:pPr>
+      <w:r>
+        <w:t xml:space="preserve">확신도별 일치율: 상 97.6%, 중 88.7%, 하 65.2%. 확신</w:t>
+      </w:r>
+      <w:r>
+        <w:t xml:space="preserve"> </w:t>
+      </w:r>
+      <w:r>
+        <w:t xml:space="preserve">‘</w:t>
+      </w:r>
+      <w:r>
+        <w:t xml:space="preserve">하</w:t>
+      </w:r>
+      <w:r>
+        <w:t xml:space="preserve">’</w:t>
+      </w:r>
+      <w:r>
+        <w:t xml:space="preserve"> </w:t>
+      </w:r>
+      <w:r>
+        <w:t xml:space="preserve">논문에서 불안정하다.</w:t>
+      </w:r>
+    </w:p>
+    <w:p>
+      <w:pPr>
+        <w:numPr>
+          <w:ilvl w:val="0"/>
+          <w:numId w:val="1006"/>
+        </w:numPr>
+        <w:pStyle w:val="Compact"/>
+      </w:pPr>
+      <w:r>
+        <w:t xml:space="preserve">분야별 일치율(n≥10): 정치외교 0.93, 군사 0.93, 학제간 0.92, 정책 0.91, 사회과학일반 0.90, 지역 0.88, 법학 0.83, 교육 0.80,</w:t>
+      </w:r>
+      <w:r>
+        <w:t xml:space="preserve"> </w:t>
+      </w:r>
+      <w:r>
+        <w:rPr>
+          <w:bCs/>
+          <w:b/>
+        </w:rPr>
+        <w:t xml:space="preserve">경영 0.67</w:t>
+      </w:r>
+      <w:r>
+        <w:t xml:space="preserve">. 경영학 분야에서 분류가 가장 불안정하므로 분야 비교에서 별도로 논의한다.</w:t>
+      </w:r>
+    </w:p>
+    <w:p>
+      <w:pPr>
+        <w:numPr>
+          <w:ilvl w:val="0"/>
+          <w:numId w:val="1006"/>
+        </w:numPr>
+        <w:pStyle w:val="Compact"/>
+      </w:pPr>
+      <w:r>
+        <w:t xml:space="preserve">연구자 확정 10편과 재분류의 일치는 6/10(60%)이다. 표본이 작지만 사람 기준과의 일치가 반복 간 일치보다 낮다는 점은 한계로 명시해야 한다.</w:t>
+      </w:r>
+    </w:p>
+    <w:p>
+      <w:pPr>
+        <w:numPr>
+          <w:ilvl w:val="0"/>
+          <w:numId w:val="1006"/>
+        </w:numPr>
+        <w:pStyle w:val="Compact"/>
+      </w:pPr>
+      <w:r>
+        <w:t xml:space="preserve">해석 주의: 반복 분류는 같은 코드북·같은 계열 모델의 안정성(신뢰도)을 보여줄 뿐 타당도를 보증하지 않는다. 체계적 편향은 반복해도 재현된다.</w:t>
+      </w:r>
+    </w:p>
+    <w:p>
+      <w:pPr>
+        <w:numPr>
+          <w:ilvl w:val="0"/>
+          <w:numId w:val="1006"/>
+        </w:numPr>
+        <w:pStyle w:val="Compact"/>
+      </w:pPr>
+      <w:r>
+        <w:t xml:space="preserve">남은 것: 프롬프트 변형(예: 초록 전체 사용, 정의 문구 변경) 분류, 오분류 방향 분석(현실로 쏠림 여부).</w:t>
+      </w:r>
+    </w:p>
     <w:bookmarkEnd w:id="27"/>
+    <w:bookmarkEnd w:id="28"/>
     <w:sectPr/>
   </w:body>
 </w:document>
@@ -700,6 +825,9 @@
     <w:abstractNumId w:val="991"/>
   </w:num>
   <w:num w:numId="1005">
+    <w:abstractNumId w:val="991"/>
+  </w:num>
+  <w:num w:numId="1006">
     <w:abstractNumId w:val="991"/>
   </w:num>
 </w:numbering>

--- a/paper2_methods_llm.docx
+++ b/paper2_methods_llm.docx
@@ -2,7 +2,7 @@
 <file path=word/document.xml><?xml version="1.0" encoding="utf-8"?>
 <w:document xmlns:w="http://schemas.openxmlformats.org/wordprocessingml/2006/main" xmlns:m="http://schemas.openxmlformats.org/officeDocument/2006/math" xmlns:r="http://schemas.openxmlformats.org/officeDocument/2006/relationships" xmlns:o="urn:schemas-microsoft-com:office:office" xmlns:v="urn:schemas-microsoft-com:vml" xmlns:w10="urn:schemas-microsoft-com:office:word" xmlns:a="http://schemas.openxmlformats.org/drawingml/2006/main" xmlns:pic="http://schemas.openxmlformats.org/drawingml/2006/picture" xmlns:wp="http://schemas.openxmlformats.org/drawingml/2006/wordprocessingDrawing">
   <w:body>
-    <w:bookmarkStart w:id="28" w:name="논문-2-연구방법-초안-llm-기반-내용분석-설계"/>
+    <w:bookmarkStart w:id="29" w:name="논문-2-연구방법-초안-llm-기반-내용분석-설계"/>
     <w:p>
       <w:pPr>
         <w:pStyle w:val="Heading1"/>
@@ -487,7 +487,291 @@
       </w:r>
     </w:p>
     <w:bookmarkEnd w:id="27"/>
+    <w:bookmarkStart w:id="28" w:name="프롬프트-변형-분류-결과-2026-10-13"/>
+    <w:p>
+      <w:pPr>
+        <w:pStyle w:val="Heading2"/>
+      </w:pPr>
+      <w:r>
+        <w:t xml:space="preserve">9. 프롬프트 변형 분류 결과 (2026-10-13)</w:t>
+      </w:r>
+    </w:p>
+    <w:p>
+      <w:pPr>
+        <w:pStyle w:val="FirstParagraph"/>
+      </w:pPr>
+      <w:r>
+        <w:t xml:space="preserve">변형 1은 초록 전체를 제공했고(코드북 동일), 변형 2는 코드북 없이 새로 쓴 짧은 정의문만 제공했다. 모두 독립 인스턴스의 블라인드 분류이다.</w:t>
+      </w:r>
+    </w:p>
+    <w:tbl>
+      <w:tblPr>
+        <w:tblStyle w:val="Table"/>
+        <w:tblW w:type="auto" w:w="0"/>
+        <w:tblLook w:firstRow="1" w:lastRow="0" w:firstColumn="0" w:lastColumn="0" w:noHBand="0" w:noVBand="0" w:val="0020"/>
+        <w:jc w:val="start"/>
+      </w:tblPr>
+      <w:tblGrid>
+        <w:gridCol w:w="2640"/>
+        <w:gridCol w:w="2640"/>
+        <w:gridCol w:w="2640"/>
+      </w:tblGrid>
+      <w:tr>
+        <w:trPr>
+          <w:tblHeader w:val="true"/>
+        </w:trPr>
+        <w:tc>
+          <w:tcPr/>
+          <w:p>
+            <w:pPr>
+              <w:pStyle w:val="Compact"/>
+              <w:jc w:val="left"/>
+            </w:pPr>
+            <w:r>
+              <w:t xml:space="preserve">비교</w:t>
+            </w:r>
+          </w:p>
+        </w:tc>
+        <w:tc>
+          <w:tcPr/>
+          <w:p>
+            <w:pPr>
+              <w:pStyle w:val="Compact"/>
+              <w:jc w:val="left"/>
+            </w:pPr>
+            <w:r>
+              <w:t xml:space="preserve">일치율</w:t>
+            </w:r>
+          </w:p>
+        </w:tc>
+        <w:tc>
+          <w:tcPr/>
+          <w:p>
+            <w:pPr>
+              <w:pStyle w:val="Compact"/>
+              <w:jc w:val="left"/>
+            </w:pPr>
+            <w:r>
+              <w:t xml:space="preserve">κ</w:t>
+            </w:r>
+          </w:p>
+        </w:tc>
+      </w:tr>
+      <w:tr>
+        <w:tc>
+          <w:tcPr/>
+          <w:p>
+            <w:pPr>
+              <w:pStyle w:val="Compact"/>
+              <w:jc w:val="left"/>
+            </w:pPr>
+            <w:r>
+              <w:t xml:space="preserve">1차 분류 vs 반복(1회차)</w:t>
+            </w:r>
+          </w:p>
+        </w:tc>
+        <w:tc>
+          <w:tcPr/>
+          <w:p>
+            <w:pPr>
+              <w:pStyle w:val="Compact"/>
+              <w:jc w:val="left"/>
+            </w:pPr>
+            <w:r>
+              <w:t xml:space="preserve">0.882</w:t>
+            </w:r>
+          </w:p>
+        </w:tc>
+        <w:tc>
+          <w:tcPr/>
+          <w:p>
+            <w:pPr>
+              <w:pStyle w:val="Compact"/>
+              <w:jc w:val="left"/>
+            </w:pPr>
+            <w:r>
+              <w:t xml:space="preserve">0.811</w:t>
+            </w:r>
+          </w:p>
+        </w:tc>
+      </w:tr>
+      <w:tr>
+        <w:tc>
+          <w:tcPr/>
+          <w:p>
+            <w:pPr>
+              <w:pStyle w:val="Compact"/>
+              <w:jc w:val="left"/>
+            </w:pPr>
+            <w:r>
+              <w:t xml:space="preserve">1차 vs 변형 1(초록 전체)</w:t>
+            </w:r>
+          </w:p>
+        </w:tc>
+        <w:tc>
+          <w:tcPr/>
+          <w:p>
+            <w:pPr>
+              <w:pStyle w:val="Compact"/>
+              <w:jc w:val="left"/>
+            </w:pPr>
+            <w:r>
+              <w:t xml:space="preserve">0.876</w:t>
+            </w:r>
+          </w:p>
+        </w:tc>
+        <w:tc>
+          <w:tcPr/>
+          <w:p>
+            <w:pPr>
+              <w:pStyle w:val="Compact"/>
+              <w:jc w:val="left"/>
+            </w:pPr>
+            <w:r>
+              <w:t xml:space="preserve">0.799</w:t>
+            </w:r>
+          </w:p>
+        </w:tc>
+      </w:tr>
+      <w:tr>
+        <w:tc>
+          <w:tcPr/>
+          <w:p>
+            <w:pPr>
+              <w:pStyle w:val="Compact"/>
+              <w:jc w:val="left"/>
+            </w:pPr>
+            <w:r>
+              <w:t xml:space="preserve">1차 vs 변형 2(정의문 변경)</w:t>
+            </w:r>
+          </w:p>
+        </w:tc>
+        <w:tc>
+          <w:tcPr/>
+          <w:p>
+            <w:pPr>
+              <w:pStyle w:val="Compact"/>
+              <w:jc w:val="left"/>
+            </w:pPr>
+            <w:r>
+              <w:t xml:space="preserve">0.817</w:t>
+            </w:r>
+          </w:p>
+        </w:tc>
+        <w:tc>
+          <w:tcPr/>
+          <w:p>
+            <w:pPr>
+              <w:pStyle w:val="Compact"/>
+              <w:jc w:val="left"/>
+            </w:pPr>
+            <w:r>
+              <w:t xml:space="preserve">0.719</w:t>
+            </w:r>
+          </w:p>
+        </w:tc>
+      </w:tr>
+      <w:tr>
+        <w:tc>
+          <w:tcPr/>
+          <w:p>
+            <w:pPr>
+              <w:pStyle w:val="Compact"/>
+              <w:jc w:val="left"/>
+            </w:pPr>
+            <w:r>
+              <w:t xml:space="preserve">변형 1 vs 변형 2</w:t>
+            </w:r>
+          </w:p>
+        </w:tc>
+        <w:tc>
+          <w:tcPr/>
+          <w:p>
+            <w:pPr>
+              <w:pStyle w:val="Compact"/>
+              <w:jc w:val="left"/>
+            </w:pPr>
+            <w:r>
+              <w:t xml:space="preserve">–</w:t>
+            </w:r>
+          </w:p>
+        </w:tc>
+        <w:tc>
+          <w:tcPr/>
+          <w:p>
+            <w:pPr>
+              <w:pStyle w:val="Compact"/>
+              <w:jc w:val="left"/>
+            </w:pPr>
+            <w:r>
+              <w:t xml:space="preserve">0.696</w:t>
+            </w:r>
+          </w:p>
+        </w:tc>
+      </w:tr>
+    </w:tbl>
+    <w:p>
+      <w:pPr>
+        <w:numPr>
+          <w:ilvl w:val="0"/>
+          <w:numId w:val="1007"/>
+        </w:numPr>
+        <w:pStyle w:val="Compact"/>
+      </w:pPr>
+      <w:r>
+        <w:t xml:space="preserve">코드북이 같으면(반복, 변형 1) κ≈0.80으로 안정적이다. 정의문이 바뀌면 κ가 0.72로 떨어져 결과가 프롬프트 문구에 어느 정도 의존한다.</w:t>
+      </w:r>
+    </w:p>
+    <w:p>
+      <w:pPr>
+        <w:numPr>
+          <w:ilvl w:val="0"/>
+          <w:numId w:val="1007"/>
+        </w:numPr>
+        <w:pStyle w:val="Compact"/>
+      </w:pPr>
+      <w:r>
+        <w:t xml:space="preserve">변형 2는 ’구성’을 ’자유’로(10편), ’현실’을 ’해당없음’으로(11편) 옮기는 체계적 이동을 보였다. 분포: 현실 94·해당없음 42·자유 33·구성 16(1차: 102·26·29·28). 구성 프레임의 경계가 정의문에 가장 민감하다.</w:t>
+      </w:r>
+    </w:p>
+    <w:p>
+      <w:pPr>
+        <w:numPr>
+          <w:ilvl w:val="0"/>
+          <w:numId w:val="1007"/>
+        </w:numPr>
+        <w:pStyle w:val="Compact"/>
+      </w:pPr>
+      <w:r>
+        <w:t xml:space="preserve">연구자 확정 10편과의 일치: 반복 6, 변형 1 7, 변형 2 6편(각 /10).</w:t>
+      </w:r>
+    </w:p>
+    <w:p>
+      <w:pPr>
+        <w:numPr>
+          <w:ilvl w:val="0"/>
+          <w:numId w:val="1007"/>
+        </w:numPr>
+        <w:pStyle w:val="Compact"/>
+      </w:pPr>
+      <w:r>
+        <w:t xml:space="preserve">분야 결론의 안정성(현실 비중): 정치외교(0.73–0.77), 법학(0.29–0.33), 교육(0.0)은 네 분류 모두에서 사실상 동일하다. 경영학(0.27–0.47)과 군사학(변형 2에서 0.86→0.57), 정책학(0.64–0.91)은 분류 설정에 따라 크게 달라진다.</w:t>
+      </w:r>
+    </w:p>
+    <w:p>
+      <w:pPr>
+        <w:numPr>
+          <w:ilvl w:val="0"/>
+          <w:numId w:val="1007"/>
+        </w:numPr>
+        <w:pStyle w:val="Compact"/>
+      </w:pPr>
+      <w:r>
+        <w:t xml:space="preserve">해석: 정치외교는 현실 우세, 법학·교육은 비현실 우세라는 큰 방향의 분야 차이는 설정과 무관하게 유지된다. 경영·군사·정책 분야의 세부 수치와 ’구성’의 절대 비율은 분류 설정에 민감하므로 구간(범위)으로 보고해야 한다.</w:t>
+      </w:r>
+    </w:p>
     <w:bookmarkEnd w:id="28"/>
+    <w:bookmarkEnd w:id="29"/>
     <w:sectPr/>
   </w:body>
 </w:document>
@@ -828,6 +1112,9 @@
     <w:abstractNumId w:val="991"/>
   </w:num>
   <w:num w:numId="1006">
+    <w:abstractNumId w:val="991"/>
+  </w:num>
+  <w:num w:numId="1007">
     <w:abstractNumId w:val="991"/>
   </w:num>
 </w:numbering>
